--- a/imgs/ds/format.docx
+++ b/imgs/ds/format.docx
@@ -113,7 +113,7 @@
           <w:sz w:val="48"/>
           <w:szCs w:val="48"/>
         </w:rPr>
-        <w:t>计算机网络</w:t>
+        <w:t>文字</w:t>
       </w:r>
       <w:r>
         <w:rPr>
@@ -408,7 +408,7 @@
                 <w:sz w:val="32"/>
                 <w:szCs w:val="32"/>
               </w:rPr>
-              <w:t>命令行网络工具的应用</w:t>
+              <w:t>题目</w:t>
             </w:r>
           </w:p>
         </w:tc>
@@ -486,7 +486,15 @@
                 <w:sz w:val="32"/>
                 <w:szCs w:val="32"/>
               </w:rPr>
-              <w:t>物联网工程</w:t>
+              <w:t>xx</w:t>
+            </w:r>
+            <w:r>
+              <w:rPr>
+                <w:rFonts w:ascii="Times New Roman" w:hAnsi="Times New Roman" w:hint="eastAsia"/>
+                <w:sz w:val="32"/>
+                <w:szCs w:val="32"/>
+              </w:rPr>
+              <w:t>教研室</w:t>
             </w:r>
           </w:p>
         </w:tc>
@@ -564,7 +572,7 @@
                 <w:sz w:val="32"/>
                 <w:szCs w:val="32"/>
               </w:rPr>
-              <w:t>20</w:t>
+              <w:t>xx</w:t>
             </w:r>
             <w:r>
               <w:rPr>
@@ -580,7 +588,7 @@
                 <w:sz w:val="32"/>
                 <w:szCs w:val="32"/>
               </w:rPr>
-              <w:t>1</w:t>
+              <w:t>x</w:t>
             </w:r>
             <w:r>
               <w:rPr>
@@ -781,56 +789,35 @@
           <w:rFonts w:ascii="Times New Roman" w:hAnsi="Times New Roman" w:hint="eastAsia"/>
           <w:sz w:val="32"/>
         </w:rPr>
-        <w:t>2</w:t>
+        <w:t>xx</w:t>
       </w:r>
       <w:r>
         <w:rPr>
           <w:rFonts w:ascii="Times New Roman" w:hAnsi="Times New Roman" w:hint="eastAsia"/>
           <w:sz w:val="32"/>
         </w:rPr>
-        <w:t>2</w:t>
+        <w:t>年</w:t>
       </w:r>
       <w:r>
         <w:rPr>
           <w:rFonts w:ascii="Times New Roman" w:hAnsi="Times New Roman" w:hint="eastAsia"/>
           <w:sz w:val="32"/>
         </w:rPr>
-        <w:t>年</w:t>
+        <w:t>xx</w:t>
       </w:r>
       <w:r>
         <w:rPr>
           <w:rFonts w:ascii="Times New Roman" w:hAnsi="Times New Roman" w:hint="eastAsia"/>
           <w:sz w:val="32"/>
         </w:rPr>
-        <w:t>0</w:t>
+        <w:t>月</w:t>
       </w:r>
       <w:r>
         <w:rPr>
           <w:rFonts w:ascii="Times New Roman" w:hAnsi="Times New Roman" w:hint="eastAsia"/>
           <w:sz w:val="32"/>
         </w:rPr>
-        <w:t>6</w:t>
-      </w:r>
-      <w:r>
-        <w:rPr>
-          <w:rFonts w:ascii="Times New Roman" w:hAnsi="Times New Roman" w:hint="eastAsia"/>
-          <w:sz w:val="32"/>
-        </w:rPr>
-        <w:t>月</w:t>
-      </w:r>
-      <w:r>
-        <w:rPr>
-          <w:rFonts w:ascii="Times New Roman" w:hAnsi="Times New Roman" w:hint="eastAsia"/>
-          <w:sz w:val="32"/>
-        </w:rPr>
-        <w:t>0</w:t>
-      </w:r>
-      <w:r>
-        <w:rPr>
-          <w:rFonts w:ascii="Times New Roman" w:hAnsi="Times New Roman" w:hint="eastAsia"/>
-          <w:sz w:val="32"/>
-        </w:rPr>
-        <w:t>1</w:t>
+        <w:t>xx</w:t>
       </w:r>
       <w:r>
         <w:rPr>
@@ -916,7 +903,7 @@
           <w:sz w:val="32"/>
           <w:szCs w:val="32"/>
         </w:rPr>
-        <w:t>命令行网络工具的应用</w:t>
+        <w:t>题目</w:t>
       </w:r>
     </w:p>
     <w:p>
@@ -975,7 +962,13 @@
         <w:rPr>
           <w:rFonts w:hint="eastAsia"/>
         </w:rPr>
-        <w:t>熟悉基本网络参数的配置</w:t>
+        <w:t>目的</w:t>
+      </w:r>
+      <w:r>
+        <w:rPr>
+          <w:rFonts w:hint="eastAsia"/>
+        </w:rPr>
+        <w:t>1</w:t>
       </w:r>
       <w:r>
         <w:rPr>
@@ -1001,77 +994,19 @@
         <w:rPr>
           <w:rFonts w:hint="eastAsia"/>
         </w:rPr>
-        <w:t>了解常用网络命令的工作原理</w:t>
+        <w:t>目的</w:t>
+      </w:r>
+      <w:r>
+        <w:rPr>
+          <w:rFonts w:hint="eastAsia"/>
+        </w:rPr>
+        <w:t>2</w:t>
       </w:r>
       <w:r>
         <w:rPr>
           <w:rFonts w:ascii="Times New Roman" w:hAnsi="Times New Roman" w:hint="eastAsia"/>
         </w:rPr>
         <w:t>。</w:t>
-      </w:r>
-    </w:p>
-    <w:p>
-      <w:pPr>
-        <w:pStyle w:val="ad"/>
-        <w:numPr>
-          <w:ilvl w:val="0"/>
-          <w:numId w:val="14"/>
-        </w:numPr>
-        <w:spacing w:line="400" w:lineRule="exact"/>
-        <w:ind w:left="839" w:firstLineChars="0" w:hanging="357"/>
-        <w:rPr>
-          <w:rFonts w:ascii="Times New Roman" w:hAnsi="Times New Roman"/>
-        </w:rPr>
-      </w:pPr>
-      <w:r>
-        <w:rPr>
-          <w:rFonts w:hint="eastAsia"/>
-        </w:rPr>
-        <w:t>掌握常用网络命令的使用</w:t>
-      </w:r>
-      <w:r>
-        <w:rPr>
-          <w:rFonts w:ascii="Times New Roman" w:hAnsi="Times New Roman" w:hint="eastAsia"/>
-        </w:rPr>
-        <w:t>。</w:t>
-      </w:r>
-    </w:p>
-    <w:p>
-      <w:pPr>
-        <w:pStyle w:val="ad"/>
-        <w:numPr>
-          <w:ilvl w:val="0"/>
-          <w:numId w:val="14"/>
-        </w:numPr>
-        <w:spacing w:line="400" w:lineRule="exact"/>
-        <w:ind w:left="839" w:firstLineChars="0" w:hanging="357"/>
-        <w:rPr>
-          <w:rFonts w:ascii="Times New Roman" w:hAnsi="Times New Roman"/>
-        </w:rPr>
-      </w:pPr>
-      <w:r>
-        <w:rPr>
-          <w:rFonts w:ascii="Times New Roman" w:hAnsi="Times New Roman" w:hint="eastAsia"/>
-        </w:rPr>
-        <w:t>进一步熟悉</w:t>
-      </w:r>
-      <w:r>
-        <w:rPr>
-          <w:rFonts w:ascii="Times New Roman" w:hAnsi="Times New Roman" w:hint="eastAsia"/>
-        </w:rPr>
-        <w:t>P</w:t>
-      </w:r>
-      <w:r>
-        <w:rPr>
-          <w:rFonts w:ascii="Times New Roman" w:hAnsi="Times New Roman"/>
-        </w:rPr>
-        <w:t>T</w:t>
-      </w:r>
-      <w:r>
-        <w:rPr>
-          <w:rFonts w:ascii="Times New Roman" w:hAnsi="Times New Roman" w:hint="eastAsia"/>
-        </w:rPr>
-        <w:t>的使用。</w:t>
       </w:r>
     </w:p>
     <w:p>
@@ -1118,43 +1053,19 @@
         <w:rPr>
           <w:rFonts w:hint="eastAsia"/>
         </w:rPr>
-        <w:t>掌握</w:t>
+        <w:t>内容</w:t>
       </w:r>
       <w:r>
         <w:rPr>
           <w:rFonts w:hint="eastAsia"/>
         </w:rPr>
-        <w:t xml:space="preserve"> IP</w:t>
+        <w:t>1</w:t>
       </w:r>
       <w:r>
         <w:rPr>
           <w:rFonts w:hint="eastAsia"/>
         </w:rPr>
-        <w:t>、</w:t>
-      </w:r>
-      <w:r>
-        <w:rPr>
-          <w:rFonts w:hint="eastAsia"/>
-        </w:rPr>
-        <w:t>UDP</w:t>
-      </w:r>
-      <w:r>
-        <w:rPr>
-          <w:rFonts w:hint="eastAsia"/>
-        </w:rPr>
-        <w:t>包的结构，分析</w:t>
-      </w:r>
-      <w:r>
-        <w:rPr>
-          <w:rFonts w:hint="eastAsia"/>
-        </w:rPr>
-        <w:t>IP</w:t>
-      </w:r>
-      <w:r>
-        <w:rPr>
-          <w:rFonts w:hint="eastAsia"/>
-        </w:rPr>
-        <w:t>包的数据。</w:t>
+        <w:t>。</w:t>
       </w:r>
     </w:p>
     <w:p>
@@ -1171,7 +1082,19 @@
         <w:rPr>
           <w:rFonts w:hint="eastAsia"/>
         </w:rPr>
-        <w:t>了解网络配置和网络测试命令及相应性能。</w:t>
+        <w:t>内容</w:t>
+      </w:r>
+      <w:r>
+        <w:rPr>
+          <w:rFonts w:hint="eastAsia"/>
+        </w:rPr>
+        <w:t>2</w:t>
+      </w:r>
+      <w:r>
+        <w:rPr>
+          <w:rFonts w:hint="eastAsia"/>
+        </w:rPr>
+        <w:t>。</w:t>
       </w:r>
     </w:p>
     <w:p>
@@ -1223,44 +1146,20 @@
         <w:spacing w:line="400" w:lineRule="exact"/>
         <w:ind w:left="839" w:firstLineChars="0" w:hanging="357"/>
         <w:rPr>
-          <w:rFonts w:ascii="Times New Roman" w:hAnsi="Times New Roman" w:hint="eastAsia"/>
+          <w:rFonts w:ascii="Times New Roman" w:hAnsi="Times New Roman"/>
         </w:rPr>
       </w:pPr>
       <w:r>
         <w:rPr>
           <w:rFonts w:hint="eastAsia"/>
         </w:rPr>
-        <w:t>ping</w:t>
-      </w:r>
-      <w:r>
-        <w:rPr>
-          <w:rFonts w:ascii="Times New Roman" w:hAnsi="Times New Roman" w:hint="eastAsia"/>
-        </w:rPr>
-        <w:t>是为了检测网络的连接状况，用它来检测数据包到达目的主机的可能性，为</w:t>
-      </w:r>
-      <w:r>
-        <w:rPr>
-          <w:rFonts w:ascii="Times New Roman" w:hAnsi="Times New Roman" w:hint="eastAsia"/>
-        </w:rPr>
-        <w:t>ICMP</w:t>
-      </w:r>
-      <w:r>
-        <w:rPr>
-          <w:rFonts w:ascii="Times New Roman" w:hAnsi="Times New Roman" w:hint="eastAsia"/>
-        </w:rPr>
-        <w:t>协议下回送请求</w:t>
-      </w:r>
-      <w:r>
-        <w:rPr>
-          <w:rFonts w:ascii="Times New Roman" w:hAnsi="Times New Roman" w:hint="eastAsia"/>
-        </w:rPr>
-        <w:t>/</w:t>
-      </w:r>
-      <w:r>
-        <w:rPr>
-          <w:rFonts w:ascii="Times New Roman" w:hAnsi="Times New Roman" w:hint="eastAsia"/>
-        </w:rPr>
-        <w:t>应答报文的应用</w:t>
+        <w:t>实施步骤</w:t>
+      </w:r>
+      <w:r>
+        <w:rPr>
+          <w:rFonts w:hint="eastAsia"/>
+        </w:rPr>
+        <w:t>1</w:t>
       </w:r>
       <w:r>
         <w:rPr>
@@ -1284,27 +1183,15 @@
       </w:pPr>
       <w:r>
         <w:rPr>
-          <w:rFonts w:ascii="Times New Roman" w:hAnsi="Times New Roman" w:hint="eastAsia"/>
-        </w:rPr>
-        <w:t>ipconfig</w:t>
-      </w:r>
-      <w:r>
-        <w:rPr>
-          <w:rFonts w:ascii="Times New Roman" w:hAnsi="Times New Roman" w:hint="eastAsia"/>
-        </w:rPr>
-        <w:t>是用于检查、显示网络接口设定的网络工具，如</w:t>
-      </w:r>
-      <w:r>
-        <w:rPr>
-          <w:rFonts w:ascii="Times New Roman" w:hAnsi="Times New Roman" w:hint="eastAsia"/>
-        </w:rPr>
-        <w:t>IP</w:t>
-      </w:r>
-      <w:r>
-        <w:rPr>
-          <w:rFonts w:ascii="Times New Roman" w:hAnsi="Times New Roman" w:hint="eastAsia"/>
-        </w:rPr>
-        <w:t>地址、子网掩码和广播地址等</w:t>
+          <w:rFonts w:hint="eastAsia"/>
+        </w:rPr>
+        <w:t>实施步骤</w:t>
+      </w:r>
+      <w:r>
+        <w:rPr>
+          <w:rFonts w:hint="eastAsia"/>
+        </w:rPr>
+        <w:t>2</w:t>
       </w:r>
       <w:r>
         <w:rPr>
@@ -1330,25 +1217,13 @@
         <w:rPr>
           <w:rFonts w:ascii="Times New Roman" w:hAnsi="Times New Roman" w:hint="eastAsia"/>
         </w:rPr>
-        <w:t>tracert</w:t>
-      </w:r>
-      <w:r>
-        <w:rPr>
-          <w:rFonts w:ascii="Times New Roman" w:hAnsi="Times New Roman" w:hint="eastAsia"/>
-        </w:rPr>
-        <w:t>是路由跟踪实用程序，用于确定</w:t>
-      </w:r>
-      <w:r>
-        <w:rPr>
-          <w:rFonts w:ascii="Times New Roman" w:hAnsi="Times New Roman" w:hint="eastAsia"/>
-        </w:rPr>
-        <w:t>IP</w:t>
-      </w:r>
-      <w:r>
-        <w:rPr>
-          <w:rFonts w:ascii="Times New Roman" w:hAnsi="Times New Roman" w:hint="eastAsia"/>
-        </w:rPr>
-        <w:t>数据包访问目标所采取的路径</w:t>
+        <w:t>实施步骤</w:t>
+      </w:r>
+      <w:r>
+        <w:rPr>
+          <w:rFonts w:ascii="Times New Roman" w:hAnsi="Times New Roman" w:hint="eastAsia"/>
+        </w:rPr>
+        <w:t>3</w:t>
       </w:r>
       <w:r>
         <w:rPr>
@@ -1367,248 +1242,20 @@
         <w:spacing w:line="400" w:lineRule="exact"/>
         <w:ind w:left="839" w:firstLineChars="0" w:hanging="357"/>
         <w:rPr>
-          <w:rFonts w:ascii="Times New Roman" w:hAnsi="Times New Roman" w:hint="eastAsia"/>
-        </w:rPr>
-      </w:pPr>
-      <w:r>
-        <w:rPr>
-          <w:rFonts w:ascii="Times New Roman" w:hAnsi="Times New Roman" w:hint="eastAsia"/>
-        </w:rPr>
-        <w:t>arp</w:t>
-      </w:r>
-      <w:r>
-        <w:rPr>
-          <w:rFonts w:ascii="Times New Roman" w:hAnsi="Times New Roman" w:hint="eastAsia"/>
-        </w:rPr>
-        <w:t>是地址解析协议，</w:t>
-      </w:r>
-      <w:r>
-        <w:rPr>
-          <w:rFonts w:ascii="Times New Roman" w:hAnsi="Times New Roman" w:hint="eastAsia"/>
-        </w:rPr>
-        <w:t>通过</w:t>
-      </w:r>
-      <w:r>
-        <w:rPr>
-          <w:rFonts w:ascii="Times New Roman" w:hAnsi="Times New Roman" w:hint="eastAsia"/>
-        </w:rPr>
-        <w:t>IP</w:t>
-      </w:r>
-      <w:r>
-        <w:rPr>
-          <w:rFonts w:ascii="Times New Roman" w:hAnsi="Times New Roman" w:hint="eastAsia"/>
-        </w:rPr>
-        <w:t>地址</w:t>
-      </w:r>
-      <w:r>
-        <w:rPr>
-          <w:rFonts w:ascii="Times New Roman" w:hAnsi="Times New Roman" w:hint="eastAsia"/>
-        </w:rPr>
-        <w:t>获取对应的硬件地址，即</w:t>
-      </w:r>
-      <w:r>
-        <w:rPr>
-          <w:rFonts w:ascii="Times New Roman" w:hAnsi="Times New Roman" w:hint="eastAsia"/>
-        </w:rPr>
-        <w:t>MAC</w:t>
-      </w:r>
-      <w:r>
-        <w:rPr>
-          <w:rFonts w:ascii="Times New Roman" w:hAnsi="Times New Roman" w:hint="eastAsia"/>
-        </w:rPr>
-        <w:t>地址</w:t>
-      </w:r>
-      <w:r>
-        <w:rPr>
-          <w:rFonts w:ascii="Times New Roman" w:hAnsi="Times New Roman" w:hint="eastAsia"/>
-        </w:rPr>
-        <w:t>。</w:t>
-      </w:r>
-      <w:r>
-        <w:rPr>
-          <w:rFonts w:ascii="Times New Roman" w:hAnsi="Times New Roman" w:hint="eastAsia"/>
-        </w:rPr>
-        <w:t>只有安装了</w:t>
-      </w:r>
-      <w:r>
-        <w:rPr>
-          <w:rFonts w:ascii="Times New Roman" w:hAnsi="Times New Roman" w:hint="eastAsia"/>
-        </w:rPr>
-        <w:t>TCP/IP</w:t>
-      </w:r>
-      <w:r>
-        <w:rPr>
-          <w:rFonts w:ascii="Times New Roman" w:hAnsi="Times New Roman" w:hint="eastAsia"/>
-        </w:rPr>
-        <w:t>协议才能使用</w:t>
-      </w:r>
-      <w:r>
-        <w:rPr>
-          <w:rFonts w:ascii="Times New Roman" w:hAnsi="Times New Roman" w:hint="eastAsia"/>
-        </w:rPr>
-        <w:t>[</w:t>
-      </w:r>
-      <w:r>
-        <w:rPr>
-          <w:rFonts w:ascii="Times New Roman" w:hAnsi="Times New Roman" w:hint="eastAsia"/>
-        </w:rPr>
-        <w:t>选做</w:t>
-      </w:r>
-      <w:r>
-        <w:rPr>
           <w:rFonts w:ascii="Times New Roman" w:hAnsi="Times New Roman"/>
         </w:rPr>
-        <w:t>]</w:t>
-      </w:r>
-      <w:r>
-        <w:rPr>
-          <w:rFonts w:ascii="Times New Roman" w:hAnsi="Times New Roman" w:hint="eastAsia"/>
-        </w:rPr>
-        <w:t>。</w:t>
-      </w:r>
-    </w:p>
-    <w:p>
-      <w:pPr>
-        <w:pStyle w:val="ad"/>
-        <w:numPr>
-          <w:ilvl w:val="0"/>
-          <w:numId w:val="16"/>
-        </w:numPr>
-        <w:spacing w:line="400" w:lineRule="exact"/>
-        <w:ind w:left="839" w:firstLineChars="0" w:hanging="357"/>
-        <w:rPr>
-          <w:rFonts w:ascii="Times New Roman" w:hAnsi="Times New Roman" w:hint="eastAsia"/>
-        </w:rPr>
-      </w:pPr>
-      <w:r>
-        <w:rPr>
-          <w:rFonts w:ascii="Times New Roman" w:hAnsi="Times New Roman" w:hint="eastAsia"/>
-        </w:rPr>
-        <w:t>nslookup</w:t>
-      </w:r>
-      <w:r>
-        <w:rPr>
-          <w:rFonts w:ascii="Times New Roman" w:hAnsi="Times New Roman" w:hint="eastAsia"/>
-        </w:rPr>
-        <w:t>是用于查询域名系统服务器的工具</w:t>
-      </w:r>
-      <w:r>
-        <w:rPr>
-          <w:rFonts w:ascii="Times New Roman" w:hAnsi="Times New Roman" w:hint="eastAsia"/>
-        </w:rPr>
-        <w:t>[</w:t>
-      </w:r>
-      <w:r>
-        <w:rPr>
-          <w:rFonts w:ascii="Times New Roman" w:hAnsi="Times New Roman" w:hint="eastAsia"/>
-        </w:rPr>
-        <w:t>选做</w:t>
-      </w:r>
-      <w:r>
-        <w:rPr>
-          <w:rFonts w:ascii="Times New Roman" w:hAnsi="Times New Roman"/>
-        </w:rPr>
-        <w:t>]</w:t>
-      </w:r>
-      <w:r>
-        <w:rPr>
-          <w:rFonts w:ascii="Times New Roman" w:hAnsi="Times New Roman" w:hint="eastAsia"/>
-        </w:rPr>
-        <w:t>。</w:t>
-      </w:r>
-    </w:p>
-    <w:p>
-      <w:pPr>
-        <w:pStyle w:val="ad"/>
-        <w:numPr>
-          <w:ilvl w:val="0"/>
-          <w:numId w:val="16"/>
-        </w:numPr>
-        <w:spacing w:line="400" w:lineRule="exact"/>
-        <w:ind w:left="839" w:firstLineChars="0" w:hanging="357"/>
-        <w:rPr>
-          <w:rFonts w:ascii="Times New Roman" w:hAnsi="Times New Roman" w:hint="eastAsia"/>
-        </w:rPr>
-      </w:pPr>
-      <w:r>
-        <w:rPr>
-          <w:rFonts w:ascii="Times New Roman" w:hAnsi="Times New Roman" w:hint="eastAsia"/>
-        </w:rPr>
-        <w:t>net send</w:t>
-      </w:r>
-      <w:r>
-        <w:rPr>
-          <w:rFonts w:ascii="Times New Roman" w:hAnsi="Times New Roman" w:hint="eastAsia"/>
-        </w:rPr>
-        <w:t>命令</w:t>
-      </w:r>
-      <w:r>
-        <w:rPr>
-          <w:rFonts w:ascii="Times New Roman" w:hAnsi="Times New Roman" w:hint="eastAsia"/>
-        </w:rPr>
-        <w:t>[</w:t>
-      </w:r>
-      <w:r>
-        <w:rPr>
-          <w:rFonts w:ascii="Times New Roman" w:hAnsi="Times New Roman" w:hint="eastAsia"/>
-        </w:rPr>
-        <w:t>选做</w:t>
-      </w:r>
-      <w:r>
-        <w:rPr>
-          <w:rFonts w:ascii="Times New Roman" w:hAnsi="Times New Roman"/>
-        </w:rPr>
-        <w:t>]</w:t>
-      </w:r>
-      <w:r>
-        <w:rPr>
-          <w:rFonts w:ascii="Times New Roman" w:hAnsi="Times New Roman" w:hint="eastAsia"/>
-        </w:rPr>
-        <w:t>。</w:t>
-      </w:r>
-    </w:p>
-    <w:p>
-      <w:pPr>
-        <w:pStyle w:val="ad"/>
-        <w:numPr>
-          <w:ilvl w:val="0"/>
-          <w:numId w:val="16"/>
-        </w:numPr>
-        <w:spacing w:line="400" w:lineRule="exact"/>
-        <w:ind w:left="839" w:firstLineChars="0" w:hanging="357"/>
-        <w:rPr>
-          <w:rFonts w:ascii="Times New Roman" w:hAnsi="Times New Roman"/>
-        </w:rPr>
-      </w:pPr>
-      <w:r>
-        <w:rPr>
-          <w:rFonts w:ascii="Times New Roman" w:hAnsi="Times New Roman" w:hint="eastAsia"/>
-        </w:rPr>
-        <w:t>netstat</w:t>
-      </w:r>
-      <w:r>
-        <w:rPr>
-          <w:rFonts w:ascii="Times New Roman" w:hAnsi="Times New Roman" w:hint="eastAsia"/>
-        </w:rPr>
-        <w:t>是显示当前用户的连接状态和有关协议的统计信息</w:t>
-      </w:r>
-      <w:r>
-        <w:rPr>
-          <w:rFonts w:ascii="Times New Roman" w:hAnsi="Times New Roman" w:hint="eastAsia"/>
-        </w:rPr>
-        <w:t>[</w:t>
-      </w:r>
-      <w:r>
-        <w:rPr>
-          <w:rFonts w:ascii="Times New Roman" w:hAnsi="Times New Roman" w:hint="eastAsia"/>
-        </w:rPr>
-        <w:t>选做</w:t>
-      </w:r>
-      <w:r>
-        <w:rPr>
-          <w:rFonts w:ascii="Times New Roman" w:hAnsi="Times New Roman"/>
-        </w:rPr>
-        <w:t>]</w:t>
+      </w:pPr>
+      <w:r>
+        <w:rPr>
+          <w:rFonts w:ascii="Times New Roman" w:hAnsi="Times New Roman" w:hint="eastAsia"/>
+        </w:rPr>
+        <w:t>实施步骤</w:t>
+      </w:r>
+      <w:r>
+        <w:rPr>
+          <w:rFonts w:ascii="Times New Roman" w:hAnsi="Times New Roman" w:hint="eastAsia"/>
+        </w:rPr>
+        <w:t>4</w:t>
       </w:r>
       <w:r>
         <w:rPr>
@@ -1653,7 +1300,7 @@
           <w:sz w:val="28"/>
           <w:szCs w:val="28"/>
         </w:rPr>
-        <w:t>思考题</w:t>
+        <w:t>实验分析</w:t>
       </w:r>
     </w:p>
     <w:p>
@@ -1665,135 +1312,18 @@
         </w:numPr>
         <w:spacing w:line="400" w:lineRule="exact"/>
         <w:ind w:left="839" w:firstLineChars="0" w:hanging="357"/>
+      </w:pPr>
+      <w:r>
         <w:rPr>
           <w:rFonts w:hint="eastAsia"/>
         </w:rPr>
-      </w:pPr>
+        <w:t>分析</w:t>
+      </w:r>
       <w:r>
         <w:rPr>
           <w:rFonts w:hint="eastAsia"/>
         </w:rPr>
-        <w:t>两台</w:t>
-      </w:r>
-      <w:r>
-        <w:rPr>
-          <w:rFonts w:hint="eastAsia"/>
-        </w:rPr>
-        <w:t>PC</w:t>
-      </w:r>
-      <w:r>
-        <w:rPr>
-          <w:rFonts w:hint="eastAsia"/>
-        </w:rPr>
-        <w:t>的</w:t>
-      </w:r>
-      <w:r>
-        <w:rPr>
-          <w:rFonts w:hint="eastAsia"/>
-        </w:rPr>
-        <w:t>ip</w:t>
-      </w:r>
-      <w:r>
-        <w:rPr>
-          <w:rFonts w:hint="eastAsia"/>
-        </w:rPr>
-        <w:t>分别为</w:t>
-      </w:r>
-      <w:r>
-        <w:rPr>
-          <w:rFonts w:hint="eastAsia"/>
-        </w:rPr>
-        <w:t>192.168.1</w:t>
-      </w:r>
-      <w:r>
-        <w:t>00</w:t>
-      </w:r>
-      <w:r>
-        <w:rPr>
-          <w:rFonts w:hint="eastAsia"/>
-        </w:rPr>
-        <w:t>.1</w:t>
-      </w:r>
-      <w:r>
-        <w:rPr>
-          <w:rFonts w:hint="eastAsia"/>
-        </w:rPr>
-        <w:t>和</w:t>
-      </w:r>
-      <w:r>
-        <w:rPr>
-          <w:rFonts w:hint="eastAsia"/>
-        </w:rPr>
-        <w:t>192.168.1</w:t>
-      </w:r>
-      <w:r>
-        <w:t>00</w:t>
-      </w:r>
-      <w:r>
-        <w:rPr>
-          <w:rFonts w:hint="eastAsia"/>
-        </w:rPr>
-        <w:t>.2</w:t>
-      </w:r>
-      <w:r>
-        <w:rPr>
-          <w:rFonts w:hint="eastAsia"/>
-        </w:rPr>
-        <w:t>，掩码为</w:t>
-      </w:r>
-      <w:r>
-        <w:rPr>
-          <w:rFonts w:hint="eastAsia"/>
-        </w:rPr>
-        <w:t>255.255.255.0</w:t>
-      </w:r>
-      <w:r>
-        <w:rPr>
-          <w:rFonts w:hint="eastAsia"/>
-        </w:rPr>
-        <w:t>，</w:t>
-      </w:r>
-      <w:r>
-        <w:rPr>
-          <w:rFonts w:hint="eastAsia"/>
-        </w:rPr>
-        <w:t>不设置网关，连接到交换机</w:t>
-      </w:r>
-      <w:r>
-        <w:rPr>
-          <w:rFonts w:hint="eastAsia"/>
-        </w:rPr>
-        <w:t>。</w:t>
-      </w:r>
-      <w:r>
-        <w:rPr>
-          <w:rFonts w:hint="eastAsia"/>
-        </w:rPr>
-        <w:t>分析这两台</w:t>
-      </w:r>
-      <w:r>
-        <w:rPr>
-          <w:rFonts w:hint="eastAsia"/>
-        </w:rPr>
-        <w:t>PC</w:t>
-      </w:r>
-      <w:r>
-        <w:rPr>
-          <w:rFonts w:hint="eastAsia"/>
-        </w:rPr>
-        <w:t>能否</w:t>
-      </w:r>
-      <w:r>
-        <w:rPr>
-          <w:rFonts w:hint="eastAsia"/>
-        </w:rPr>
-        <w:t>ping</w:t>
-      </w:r>
-      <w:r>
-        <w:rPr>
-          <w:rFonts w:hint="eastAsia"/>
-        </w:rPr>
-        <w:t>通</w:t>
+        <w:t>1</w:t>
       </w:r>
       <w:r>
         <w:rPr>
@@ -1819,199 +1349,13 @@
         <w:rPr>
           <w:rFonts w:ascii="Times New Roman" w:hAnsi="Times New Roman" w:hint="eastAsia"/>
         </w:rPr>
-        <w:t>如果将其中一台</w:t>
-      </w:r>
-      <w:r>
-        <w:rPr>
-          <w:rFonts w:ascii="Times New Roman" w:hAnsi="Times New Roman" w:hint="eastAsia"/>
-        </w:rPr>
-        <w:t>PC</w:t>
-      </w:r>
-      <w:r>
-        <w:rPr>
-          <w:rFonts w:ascii="Times New Roman" w:hAnsi="Times New Roman" w:hint="eastAsia"/>
-        </w:rPr>
-        <w:t>的</w:t>
-      </w:r>
-      <w:r>
-        <w:rPr>
-          <w:rFonts w:ascii="Times New Roman" w:hAnsi="Times New Roman" w:hint="eastAsia"/>
-        </w:rPr>
-        <w:t>ip</w:t>
-      </w:r>
-      <w:r>
-        <w:rPr>
-          <w:rFonts w:ascii="Times New Roman" w:hAnsi="Times New Roman" w:hint="eastAsia"/>
-        </w:rPr>
-        <w:t>设置为</w:t>
-      </w:r>
-      <w:r>
-        <w:rPr>
-          <w:rFonts w:ascii="Times New Roman" w:hAnsi="Times New Roman" w:hint="eastAsia"/>
-        </w:rPr>
-        <w:t>192.168.</w:t>
-      </w:r>
-      <w:r>
-        <w:rPr>
-          <w:rFonts w:ascii="Times New Roman" w:hAnsi="Times New Roman"/>
-        </w:rPr>
-        <w:t>1</w:t>
-      </w:r>
-      <w:r>
-        <w:rPr>
-          <w:rFonts w:ascii="Times New Roman" w:hAnsi="Times New Roman" w:hint="eastAsia"/>
-        </w:rPr>
-        <w:t>.1/24</w:t>
-      </w:r>
-      <w:r>
-        <w:rPr>
-          <w:rFonts w:ascii="Times New Roman" w:hAnsi="Times New Roman" w:hint="eastAsia"/>
-        </w:rPr>
-        <w:t>，请问这两台</w:t>
-      </w:r>
-      <w:r>
-        <w:rPr>
-          <w:rFonts w:ascii="Times New Roman" w:hAnsi="Times New Roman" w:hint="eastAsia"/>
-        </w:rPr>
-        <w:t>PC</w:t>
-      </w:r>
-      <w:r>
-        <w:rPr>
-          <w:rFonts w:ascii="Times New Roman" w:hAnsi="Times New Roman" w:hint="eastAsia"/>
-        </w:rPr>
-        <w:t>能否</w:t>
-      </w:r>
-      <w:r>
-        <w:rPr>
-          <w:rFonts w:ascii="Times New Roman" w:hAnsi="Times New Roman" w:hint="eastAsia"/>
-        </w:rPr>
-        <w:t>ping</w:t>
-      </w:r>
-      <w:r>
-        <w:rPr>
-          <w:rFonts w:ascii="Times New Roman" w:hAnsi="Times New Roman" w:hint="eastAsia"/>
-        </w:rPr>
-        <w:t>通？试分析原因</w:t>
-      </w:r>
-      <w:r>
-        <w:rPr>
-          <w:rFonts w:ascii="Times New Roman" w:hAnsi="Times New Roman" w:hint="eastAsia"/>
-        </w:rPr>
-        <w:t>并搭建</w:t>
-      </w:r>
-      <w:r>
-        <w:rPr>
-          <w:rFonts w:ascii="Times New Roman" w:hAnsi="Times New Roman" w:hint="eastAsia"/>
-        </w:rPr>
-        <w:t>P</w:t>
-      </w:r>
-      <w:r>
-        <w:rPr>
-          <w:rFonts w:ascii="Times New Roman" w:hAnsi="Times New Roman"/>
-        </w:rPr>
-        <w:t>T</w:t>
-      </w:r>
-      <w:r>
-        <w:rPr>
-          <w:rFonts w:ascii="Times New Roman" w:hAnsi="Times New Roman" w:hint="eastAsia"/>
-        </w:rPr>
-        <w:t>实验验证</w:t>
-      </w:r>
-      <w:r>
-        <w:rPr>
-          <w:rFonts w:ascii="Times New Roman" w:hAnsi="Times New Roman" w:hint="eastAsia"/>
-        </w:rPr>
-        <w:t>。如果</w:t>
-      </w:r>
-      <w:r>
-        <w:rPr>
-          <w:rFonts w:ascii="Times New Roman" w:hAnsi="Times New Roman" w:hint="eastAsia"/>
-        </w:rPr>
-        <w:t>ping</w:t>
-      </w:r>
-      <w:r>
-        <w:rPr>
-          <w:rFonts w:ascii="Times New Roman" w:hAnsi="Times New Roman" w:hint="eastAsia"/>
-        </w:rPr>
-        <w:t>不通</w:t>
-      </w:r>
-      <w:r>
-        <w:rPr>
-          <w:rFonts w:ascii="Times New Roman" w:hAnsi="Times New Roman" w:hint="eastAsia"/>
-        </w:rPr>
-        <w:t>，</w:t>
-      </w:r>
-      <w:r>
-        <w:rPr>
-          <w:rFonts w:ascii="Times New Roman" w:hAnsi="Times New Roman" w:hint="eastAsia"/>
-        </w:rPr>
-        <w:t>在不更改</w:t>
-      </w:r>
-      <w:r>
-        <w:rPr>
-          <w:rFonts w:ascii="Times New Roman" w:hAnsi="Times New Roman" w:hint="eastAsia"/>
-        </w:rPr>
-        <w:t>PC</w:t>
-      </w:r>
-      <w:r>
-        <w:rPr>
-          <w:rFonts w:ascii="Times New Roman" w:hAnsi="Times New Roman" w:hint="eastAsia"/>
-        </w:rPr>
-        <w:t>的</w:t>
-      </w:r>
-      <w:r>
-        <w:rPr>
-          <w:rFonts w:ascii="Times New Roman" w:hAnsi="Times New Roman" w:hint="eastAsia"/>
-        </w:rPr>
-        <w:t>ip</w:t>
-      </w:r>
-      <w:r>
-        <w:rPr>
-          <w:rFonts w:ascii="Times New Roman" w:hAnsi="Times New Roman" w:hint="eastAsia"/>
-        </w:rPr>
-        <w:t>和掩码的情况下</w:t>
-      </w:r>
-      <w:r>
-        <w:rPr>
-          <w:rFonts w:ascii="Times New Roman" w:hAnsi="Times New Roman" w:hint="eastAsia"/>
-        </w:rPr>
-        <w:t>，</w:t>
-      </w:r>
-      <w:r>
-        <w:rPr>
-          <w:rFonts w:ascii="Times New Roman" w:hAnsi="Times New Roman" w:hint="eastAsia"/>
-        </w:rPr>
-        <w:t>采用何种方法</w:t>
-      </w:r>
-      <w:r>
-        <w:rPr>
-          <w:rFonts w:ascii="Times New Roman" w:hAnsi="Times New Roman" w:hint="eastAsia"/>
-        </w:rPr>
-        <w:t>能</w:t>
-      </w:r>
-      <w:r>
-        <w:rPr>
-          <w:rFonts w:ascii="Times New Roman" w:hAnsi="Times New Roman" w:hint="eastAsia"/>
-        </w:rPr>
-        <w:t>ping</w:t>
-      </w:r>
-      <w:r>
-        <w:rPr>
-          <w:rFonts w:ascii="Times New Roman" w:hAnsi="Times New Roman" w:hint="eastAsia"/>
-        </w:rPr>
-        <w:t>通</w:t>
-      </w:r>
-      <w:r>
-        <w:rPr>
-          <w:rFonts w:ascii="Times New Roman" w:hAnsi="Times New Roman" w:hint="eastAsia"/>
-        </w:rPr>
-        <w:t>？并</w:t>
-      </w:r>
-      <w:r>
-        <w:rPr>
-          <w:rFonts w:ascii="Times New Roman" w:hAnsi="Times New Roman" w:hint="eastAsia"/>
-        </w:rPr>
-        <w:t>说明理由</w:t>
+        <w:t>分析</w:t>
+      </w:r>
+      <w:r>
+        <w:rPr>
+          <w:rFonts w:ascii="Times New Roman" w:hAnsi="Times New Roman" w:hint="eastAsia"/>
+        </w:rPr>
+        <w:t>2</w:t>
       </w:r>
       <w:r>
         <w:rPr>
@@ -2093,7 +1437,6 @@
           <w:sz w:val="28"/>
           <w:szCs w:val="28"/>
         </w:rPr>
-        <w:lastRenderedPageBreak/>
         <w:t>六</w:t>
       </w:r>
       <w:r>
@@ -2144,67 +1487,31 @@
         <w:rPr>
           <w:rFonts w:ascii="Times New Roman" w:hAnsi="Times New Roman" w:hint="eastAsia"/>
         </w:rPr>
-        <w:t>纸张；正文</w:t>
-      </w:r>
-      <w:r>
-        <w:rPr>
-          <w:rFonts w:ascii="Times New Roman" w:hAnsi="Times New Roman" w:hint="eastAsia"/>
-        </w:rPr>
-        <w:t>字号：小四，中文宋体，英文</w:t>
-      </w:r>
-      <w:r>
-        <w:rPr>
-          <w:rFonts w:ascii="Times New Roman" w:hAnsi="Times New Roman" w:hint="eastAsia"/>
-        </w:rPr>
-        <w:t>Time</w:t>
-      </w:r>
-      <w:r>
-        <w:rPr>
-          <w:rFonts w:ascii="Times New Roman" w:hAnsi="Times New Roman" w:hint="eastAsia"/>
-        </w:rPr>
-        <w:t>s</w:t>
-      </w:r>
-      <w:r>
-        <w:rPr>
-          <w:rFonts w:ascii="Times New Roman" w:hAnsi="Times New Roman" w:hint="eastAsia"/>
-        </w:rPr>
-        <w:t xml:space="preserve"> New Roma</w:t>
-      </w:r>
-      <w:r>
-        <w:rPr>
-          <w:rFonts w:ascii="Times New Roman" w:hAnsi="Times New Roman" w:hint="eastAsia"/>
-        </w:rPr>
-        <w:t>n</w:t>
+        <w:t>纸张；</w:t>
+      </w:r>
+      <w:r>
+        <w:rPr>
+          <w:rFonts w:ascii="Times New Roman" w:hAnsi="Times New Roman" w:hint="eastAsia"/>
+        </w:rPr>
+        <w:t>行距：固定值</w:t>
+      </w:r>
+      <w:r>
+        <w:rPr>
+          <w:rFonts w:ascii="Times New Roman" w:hAnsi="Times New Roman" w:hint="eastAsia"/>
+        </w:rPr>
+        <w:t>20</w:t>
+      </w:r>
+      <w:r>
+        <w:rPr>
+          <w:rFonts w:ascii="Times New Roman" w:hAnsi="Times New Roman" w:hint="eastAsia"/>
+        </w:rPr>
+        <w:t>磅</w:t>
       </w:r>
       <w:r>
         <w:rPr>
           <w:rFonts w:ascii="Times New Roman" w:hAnsi="Times New Roman" w:hint="eastAsia"/>
         </w:rPr>
         <w:t>；</w:t>
-      </w:r>
-      <w:r>
-        <w:rPr>
-          <w:rFonts w:ascii="Times New Roman" w:hAnsi="Times New Roman" w:hint="eastAsia"/>
-        </w:rPr>
-        <w:t>行距：固定值</w:t>
-      </w:r>
-      <w:r>
-        <w:rPr>
-          <w:rFonts w:ascii="Times New Roman" w:hAnsi="Times New Roman" w:hint="eastAsia"/>
-        </w:rPr>
-        <w:t>20</w:t>
-      </w:r>
-      <w:r>
-        <w:rPr>
-          <w:rFonts w:ascii="Times New Roman" w:hAnsi="Times New Roman" w:hint="eastAsia"/>
-        </w:rPr>
-        <w:t>磅</w:t>
-      </w:r>
-      <w:r>
-        <w:rPr>
-          <w:rFonts w:ascii="Times New Roman" w:hAnsi="Times New Roman" w:hint="eastAsia"/>
-        </w:rPr>
-        <w:t>。</w:t>
       </w:r>
     </w:p>
     <w:p>
@@ -2224,31 +1531,55 @@
         <w:rPr>
           <w:rFonts w:ascii="Times New Roman" w:hAnsi="Times New Roman" w:hint="eastAsia"/>
         </w:rPr>
-        <w:t>一级标题：宋体，四号，加粗；段前</w:t>
-      </w:r>
-      <w:r>
-        <w:rPr>
-          <w:rFonts w:ascii="Times New Roman" w:hAnsi="Times New Roman" w:hint="eastAsia"/>
-        </w:rPr>
-        <w:t>1</w:t>
-      </w:r>
-      <w:r>
-        <w:rPr>
-          <w:rFonts w:ascii="Times New Roman" w:hAnsi="Times New Roman" w:hint="eastAsia"/>
-        </w:rPr>
-        <w:t>行，段后</w:t>
-      </w:r>
-      <w:r>
-        <w:rPr>
-          <w:rFonts w:ascii="Times New Roman" w:hAnsi="Times New Roman" w:hint="eastAsia"/>
-        </w:rPr>
-        <w:t>0.5</w:t>
-      </w:r>
-      <w:r>
-        <w:rPr>
-          <w:rFonts w:ascii="Times New Roman" w:hAnsi="Times New Roman" w:hint="eastAsia"/>
-        </w:rPr>
-        <w:t>行；代码为</w:t>
+        <w:t>正文</w:t>
+      </w:r>
+      <w:r>
+        <w:rPr>
+          <w:rFonts w:ascii="Times New Roman" w:hAnsi="Times New Roman" w:hint="eastAsia"/>
+        </w:rPr>
+        <w:t>字号：小四，中文宋体，英文</w:t>
+      </w:r>
+      <w:r>
+        <w:rPr>
+          <w:rFonts w:ascii="Times New Roman" w:hAnsi="Times New Roman" w:hint="eastAsia"/>
+        </w:rPr>
+        <w:t>Time</w:t>
+      </w:r>
+      <w:r>
+        <w:rPr>
+          <w:rFonts w:ascii="Times New Roman" w:hAnsi="Times New Roman" w:hint="eastAsia"/>
+        </w:rPr>
+        <w:t>s</w:t>
+      </w:r>
+      <w:r>
+        <w:rPr>
+          <w:rFonts w:ascii="Times New Roman" w:hAnsi="Times New Roman" w:hint="eastAsia"/>
+        </w:rPr>
+        <w:t xml:space="preserve"> New Roma</w:t>
+      </w:r>
+      <w:r>
+        <w:rPr>
+          <w:rFonts w:ascii="Times New Roman" w:hAnsi="Times New Roman" w:hint="eastAsia"/>
+        </w:rPr>
+        <w:t>n</w:t>
+      </w:r>
+      <w:r>
+        <w:rPr>
+          <w:rFonts w:ascii="Times New Roman" w:hAnsi="Times New Roman" w:hint="eastAsia"/>
+        </w:rPr>
+        <w:t>；</w:t>
+      </w:r>
+      <w:r>
+        <w:rPr>
+          <w:rFonts w:ascii="Times New Roman" w:hAnsi="Times New Roman" w:hint="eastAsia"/>
+        </w:rPr>
+        <w:t>代码</w:t>
+      </w:r>
+      <w:r>
+        <w:rPr>
+          <w:rFonts w:ascii="Times New Roman" w:hAnsi="Times New Roman" w:hint="eastAsia"/>
+        </w:rPr>
+        <w:t>为</w:t>
       </w:r>
       <w:r>
         <w:rPr>
@@ -2266,7 +1597,7 @@
         <w:rPr>
           <w:rFonts w:ascii="Times New Roman" w:hAnsi="Times New Roman" w:hint="eastAsia"/>
         </w:rPr>
-        <w:t>。</w:t>
+        <w:t>；</w:t>
       </w:r>
     </w:p>
     <w:p>
@@ -2286,55 +1617,31 @@
         <w:rPr>
           <w:rFonts w:ascii="Times New Roman" w:hAnsi="Times New Roman" w:hint="eastAsia"/>
         </w:rPr>
-        <w:t>图形居中放置，</w:t>
-      </w:r>
-      <w:r>
-        <w:rPr>
-          <w:rFonts w:ascii="Times New Roman" w:hAnsi="Times New Roman" w:hint="eastAsia"/>
-        </w:rPr>
-        <w:t>不需要首行缩进；</w:t>
-      </w:r>
-      <w:r>
-        <w:rPr>
-          <w:rFonts w:ascii="Times New Roman" w:hAnsi="Times New Roman"/>
-        </w:rPr>
-        <w:t>图标</w:t>
-      </w:r>
-      <w:r>
-        <w:rPr>
-          <w:rFonts w:ascii="Times New Roman" w:hAnsi="Times New Roman" w:hint="eastAsia"/>
-        </w:rPr>
-        <w:t>识</w:t>
-      </w:r>
-      <w:r>
-        <w:rPr>
-          <w:rFonts w:ascii="Times New Roman" w:hAnsi="Times New Roman" w:hint="eastAsia"/>
-        </w:rPr>
-        <w:t>在</w:t>
-      </w:r>
-      <w:r>
-        <w:rPr>
-          <w:rFonts w:ascii="Times New Roman" w:hAnsi="Times New Roman" w:hint="eastAsia"/>
-        </w:rPr>
-        <w:t>图下面，</w:t>
-      </w:r>
-      <w:r>
-        <w:rPr>
-          <w:rFonts w:ascii="Times New Roman" w:hAnsi="Times New Roman" w:hint="eastAsia"/>
-        </w:rPr>
-        <w:t>5</w:t>
-      </w:r>
-      <w:r>
-        <w:rPr>
-          <w:rFonts w:ascii="Times New Roman" w:hAnsi="Times New Roman" w:hint="eastAsia"/>
-        </w:rPr>
-        <w:t>号宋体</w:t>
-      </w:r>
-      <w:r>
-        <w:rPr>
-          <w:rFonts w:ascii="Times New Roman" w:hAnsi="Times New Roman"/>
-        </w:rPr>
-        <w:t>。</w:t>
+        <w:t>一级标题：宋体，四号，加粗；段前</w:t>
+      </w:r>
+      <w:r>
+        <w:rPr>
+          <w:rFonts w:ascii="Times New Roman" w:hAnsi="Times New Roman" w:hint="eastAsia"/>
+        </w:rPr>
+        <w:t>1</w:t>
+      </w:r>
+      <w:r>
+        <w:rPr>
+          <w:rFonts w:ascii="Times New Roman" w:hAnsi="Times New Roman" w:hint="eastAsia"/>
+        </w:rPr>
+        <w:t>行，段后</w:t>
+      </w:r>
+      <w:r>
+        <w:rPr>
+          <w:rFonts w:ascii="Times New Roman" w:hAnsi="Times New Roman" w:hint="eastAsia"/>
+        </w:rPr>
+        <w:t>0.5</w:t>
+      </w:r>
+      <w:r>
+        <w:rPr>
+          <w:rFonts w:ascii="Times New Roman" w:hAnsi="Times New Roman" w:hint="eastAsia"/>
+        </w:rPr>
+        <w:t>行；</w:t>
       </w:r>
     </w:p>
     <w:p>
@@ -2354,6 +1661,74 @@
         <w:rPr>
           <w:rFonts w:ascii="Times New Roman" w:hAnsi="Times New Roman" w:hint="eastAsia"/>
         </w:rPr>
+        <w:t>图形居中放置，</w:t>
+      </w:r>
+      <w:r>
+        <w:rPr>
+          <w:rFonts w:ascii="Times New Roman" w:hAnsi="Times New Roman" w:hint="eastAsia"/>
+        </w:rPr>
+        <w:t>不需要首行缩进；</w:t>
+      </w:r>
+      <w:r>
+        <w:rPr>
+          <w:rFonts w:ascii="Times New Roman" w:hAnsi="Times New Roman"/>
+        </w:rPr>
+        <w:t>图标</w:t>
+      </w:r>
+      <w:r>
+        <w:rPr>
+          <w:rFonts w:ascii="Times New Roman" w:hAnsi="Times New Roman" w:hint="eastAsia"/>
+        </w:rPr>
+        <w:t>识</w:t>
+      </w:r>
+      <w:r>
+        <w:rPr>
+          <w:rFonts w:ascii="Times New Roman" w:hAnsi="Times New Roman" w:hint="eastAsia"/>
+        </w:rPr>
+        <w:t>在</w:t>
+      </w:r>
+      <w:r>
+        <w:rPr>
+          <w:rFonts w:ascii="Times New Roman" w:hAnsi="Times New Roman" w:hint="eastAsia"/>
+        </w:rPr>
+        <w:t>图下面，</w:t>
+      </w:r>
+      <w:r>
+        <w:rPr>
+          <w:rFonts w:ascii="Times New Roman" w:hAnsi="Times New Roman" w:hint="eastAsia"/>
+        </w:rPr>
+        <w:t>5</w:t>
+      </w:r>
+      <w:r>
+        <w:rPr>
+          <w:rFonts w:ascii="Times New Roman" w:hAnsi="Times New Roman" w:hint="eastAsia"/>
+        </w:rPr>
+        <w:t>号宋体</w:t>
+      </w:r>
+      <w:r>
+        <w:rPr>
+          <w:rFonts w:ascii="Times New Roman" w:hAnsi="Times New Roman" w:hint="eastAsia"/>
+        </w:rPr>
+        <w:t>；</w:t>
+      </w:r>
+    </w:p>
+    <w:p>
+      <w:pPr>
+        <w:pStyle w:val="ad"/>
+        <w:numPr>
+          <w:ilvl w:val="0"/>
+          <w:numId w:val="17"/>
+        </w:numPr>
+        <w:spacing w:line="400" w:lineRule="exact"/>
+        <w:ind w:left="839" w:firstLineChars="0" w:hanging="357"/>
+        <w:rPr>
+          <w:rFonts w:ascii="Times New Roman" w:hAnsi="Times New Roman"/>
+        </w:rPr>
+      </w:pPr>
+      <w:r>
+        <w:rPr>
+          <w:rFonts w:ascii="Times New Roman" w:hAnsi="Times New Roman" w:hint="eastAsia"/>
+        </w:rPr>
         <w:t>表格</w:t>
       </w:r>
       <w:r>
@@ -2366,13 +1741,7 @@
         <w:rPr>
           <w:rFonts w:ascii="Times New Roman" w:hAnsi="Times New Roman" w:hint="eastAsia"/>
         </w:rPr>
-        <w:t>，</w:t>
-      </w:r>
-      <w:r>
-        <w:rPr>
-          <w:rFonts w:ascii="Times New Roman" w:hAnsi="Times New Roman" w:hint="eastAsia"/>
-        </w:rPr>
-        <w:t>不需要首行缩进</w:t>
+        <w:t>，不需要首行缩进</w:t>
       </w:r>
       <w:r>
         <w:rPr>
@@ -2554,6 +1923,7 @@
           <w:sz w:val="21"/>
           <w:szCs w:val="21"/>
         </w:rPr>
+        <w:lastRenderedPageBreak/>
         <w:t>表</w:t>
       </w:r>
       <w:r>

--- a/imgs/ds/format.docx
+++ b/imgs/ds/format.docx
@@ -349,6 +349,7 @@
       </w:tblGrid>
       <w:tr>
         <w:trPr>
+          <w:trHeight w:val="567"/>
           <w:jc w:val="center"/>
         </w:trPr>
         <w:tc>
@@ -415,6 +416,7 @@
       </w:tr>
       <w:tr>
         <w:trPr>
+          <w:trHeight w:val="567"/>
           <w:jc w:val="center"/>
         </w:trPr>
         <w:tc>
@@ -501,6 +503,7 @@
       </w:tr>
       <w:tr>
         <w:trPr>
+          <w:trHeight w:val="567"/>
           <w:jc w:val="center"/>
         </w:trPr>
         <w:tc>
@@ -574,6 +577,7 @@
               </w:rPr>
               <w:t>xx</w:t>
             </w:r>
+            <w:proofErr w:type="gramStart"/>
             <w:r>
               <w:rPr>
                 <w:rFonts w:ascii="Times New Roman" w:hAnsi="Times New Roman" w:hint="eastAsia"/>
@@ -582,6 +586,7 @@
               </w:rPr>
               <w:t>级物联网</w:t>
             </w:r>
+            <w:proofErr w:type="gramEnd"/>
             <w:r>
               <w:rPr>
                 <w:rFonts w:ascii="Times New Roman" w:hAnsi="Times New Roman" w:hint="eastAsia"/>
@@ -603,6 +608,7 @@
       </w:tr>
       <w:tr>
         <w:trPr>
+          <w:trHeight w:val="567"/>
           <w:jc w:val="center"/>
         </w:trPr>
         <w:tc>
@@ -673,6 +679,7 @@
       </w:tr>
       <w:tr>
         <w:trPr>
+          <w:trHeight w:val="567"/>
           <w:jc w:val="center"/>
         </w:trPr>
         <w:tc>
@@ -875,6 +882,7 @@
         <w:lastRenderedPageBreak/>
         <w:t>实验</w:t>
       </w:r>
+      <w:proofErr w:type="gramStart"/>
       <w:r>
         <w:rPr>
           <w:rFonts w:ascii="Times New Roman" w:eastAsia="黑体" w:hAnsi="Times New Roman" w:hint="eastAsia"/>
@@ -885,6 +893,7 @@
         </w:rPr>
         <w:t>一</w:t>
       </w:r>
+      <w:proofErr w:type="gramEnd"/>
       <w:r>
         <w:rPr>
           <w:rFonts w:ascii="Times New Roman" w:eastAsia="黑体" w:hAnsi="Times New Roman" w:hint="eastAsia"/>
@@ -1617,7 +1626,14 @@
         <w:rPr>
           <w:rFonts w:ascii="Times New Roman" w:hAnsi="Times New Roman" w:hint="eastAsia"/>
         </w:rPr>
-        <w:t>一级标题：宋体，四号，加粗；段前</w:t>
+        <w:t>一级标题：宋体，四号，加粗；</w:t>
+      </w:r>
+      <w:proofErr w:type="gramStart"/>
+      <w:r>
+        <w:rPr>
+          <w:rFonts w:ascii="Times New Roman" w:hAnsi="Times New Roman" w:hint="eastAsia"/>
+        </w:rPr>
+        <w:t>段前</w:t>
       </w:r>
       <w:r>
         <w:rPr>
@@ -1629,7 +1645,14 @@
         <w:rPr>
           <w:rFonts w:ascii="Times New Roman" w:hAnsi="Times New Roman" w:hint="eastAsia"/>
         </w:rPr>
-        <w:t>行，段后</w:t>
+        <w:t>行</w:t>
+      </w:r>
+      <w:proofErr w:type="gramEnd"/>
+      <w:r>
+        <w:rPr>
+          <w:rFonts w:ascii="Times New Roman" w:hAnsi="Times New Roman" w:hint="eastAsia"/>
+        </w:rPr>
+        <w:t>，段后</w:t>
       </w:r>
       <w:r>
         <w:rPr>
@@ -1759,8 +1782,16 @@
         <w:rPr>
           <w:rFonts w:ascii="Times New Roman" w:hAnsi="Times New Roman" w:hint="eastAsia"/>
         </w:rPr>
-        <w:t>撑满至页宽</w:t>
-      </w:r>
+        <w:t>撑满</w:t>
+      </w:r>
+      <w:proofErr w:type="gramStart"/>
+      <w:r>
+        <w:rPr>
+          <w:rFonts w:ascii="Times New Roman" w:hAnsi="Times New Roman" w:hint="eastAsia"/>
+        </w:rPr>
+        <w:t>至页宽</w:t>
+      </w:r>
+      <w:proofErr w:type="gramEnd"/>
       <w:r>
         <w:rPr>
           <w:rFonts w:ascii="Times New Roman" w:hAnsi="Times New Roman" w:hint="eastAsia"/>
@@ -1904,7 +1935,25 @@
           <w:sz w:val="21"/>
           <w:szCs w:val="21"/>
         </w:rPr>
-        <w:t>厦工欢迎您</w:t>
+        <w:t>厦</w:t>
+      </w:r>
+      <w:proofErr w:type="gramStart"/>
+      <w:r>
+        <w:rPr>
+          <w:rFonts w:ascii="Times New Roman" w:hAnsi="Times New Roman" w:hint="eastAsia"/>
+          <w:sz w:val="21"/>
+          <w:szCs w:val="21"/>
+        </w:rPr>
+        <w:t>工欢迎</w:t>
+      </w:r>
+      <w:proofErr w:type="gramEnd"/>
+      <w:r>
+        <w:rPr>
+          <w:rFonts w:ascii="Times New Roman" w:hAnsi="Times New Roman" w:hint="eastAsia"/>
+          <w:sz w:val="21"/>
+          <w:szCs w:val="21"/>
+        </w:rPr>
+        <w:t>您</w:t>
       </w:r>
     </w:p>
     <w:p>
@@ -1932,23 +1981,16 @@
           <w:sz w:val="21"/>
           <w:szCs w:val="21"/>
         </w:rPr>
-        <w:t>1  G</w:t>
-      </w:r>
-      <w:r>
-        <w:rPr>
-          <w:rFonts w:ascii="Times New Roman" w:hAnsi="Times New Roman" w:hint="eastAsia"/>
-          <w:sz w:val="21"/>
-          <w:szCs w:val="21"/>
-        </w:rPr>
-        <w:t>roup_</w:t>
-      </w:r>
+        <w:t xml:space="preserve">1  </w:t>
+      </w:r>
+      <w:proofErr w:type="spellStart"/>
       <w:r>
         <w:rPr>
           <w:rFonts w:ascii="Times New Roman" w:hAnsi="Times New Roman"/>
           <w:sz w:val="21"/>
           <w:szCs w:val="21"/>
         </w:rPr>
-        <w:t>A</w:t>
+        <w:t>G</w:t>
       </w:r>
       <w:r>
         <w:rPr>
@@ -1956,8 +1998,25 @@
           <w:sz w:val="21"/>
           <w:szCs w:val="21"/>
         </w:rPr>
+        <w:t>roup_</w:t>
+      </w:r>
+      <w:r>
+        <w:rPr>
+          <w:rFonts w:ascii="Times New Roman" w:hAnsi="Times New Roman"/>
+          <w:sz w:val="21"/>
+          <w:szCs w:val="21"/>
+        </w:rPr>
+        <w:t>A</w:t>
+      </w:r>
+      <w:r>
+        <w:rPr>
+          <w:rFonts w:ascii="Times New Roman" w:hAnsi="Times New Roman" w:hint="eastAsia"/>
+          <w:sz w:val="21"/>
+          <w:szCs w:val="21"/>
+        </w:rPr>
         <w:t>ppended</w:t>
       </w:r>
+      <w:proofErr w:type="spellEnd"/>
       <w:r>
         <w:rPr>
           <w:rFonts w:ascii="Times New Roman" w:hAnsi="Times New Roman" w:hint="eastAsia"/>
@@ -2169,7 +2228,7 @@
         <w:ind w:firstLineChars="200" w:firstLine="480"/>
         <w:jc w:val="both"/>
         <w:rPr>
-          <w:rFonts w:ascii="Times New Roman" w:hAnsi="Times New Roman" w:hint="eastAsia"/>
+          <w:rFonts w:ascii="Times New Roman" w:hAnsi="Times New Roman"/>
         </w:rPr>
       </w:pPr>
     </w:p>

--- a/imgs/ds/format.docx
+++ b/imgs/ds/format.docx
@@ -577,7 +577,6 @@
               </w:rPr>
               <w:t>xx</w:t>
             </w:r>
-            <w:proofErr w:type="gramStart"/>
             <w:r>
               <w:rPr>
                 <w:rFonts w:ascii="Times New Roman" w:hAnsi="Times New Roman" w:hint="eastAsia"/>
@@ -586,7 +585,6 @@
               </w:rPr>
               <w:t>级物联网</w:t>
             </w:r>
-            <w:proofErr w:type="gramEnd"/>
             <w:r>
               <w:rPr>
                 <w:rFonts w:ascii="Times New Roman" w:hAnsi="Times New Roman" w:hint="eastAsia"/>
@@ -882,7 +880,6 @@
         <w:lastRenderedPageBreak/>
         <w:t>实验</w:t>
       </w:r>
-      <w:proofErr w:type="gramStart"/>
       <w:r>
         <w:rPr>
           <w:rFonts w:ascii="Times New Roman" w:eastAsia="黑体" w:hAnsi="Times New Roman" w:hint="eastAsia"/>
@@ -893,7 +890,6 @@
         </w:rPr>
         <w:t>一</w:t>
       </w:r>
-      <w:proofErr w:type="gramEnd"/>
       <w:r>
         <w:rPr>
           <w:rFonts w:ascii="Times New Roman" w:eastAsia="黑体" w:hAnsi="Times New Roman" w:hint="eastAsia"/>
@@ -1626,14 +1622,7 @@
         <w:rPr>
           <w:rFonts w:ascii="Times New Roman" w:hAnsi="Times New Roman" w:hint="eastAsia"/>
         </w:rPr>
-        <w:t>一级标题：宋体，四号，加粗；</w:t>
-      </w:r>
-      <w:proofErr w:type="gramStart"/>
-      <w:r>
-        <w:rPr>
-          <w:rFonts w:ascii="Times New Roman" w:hAnsi="Times New Roman" w:hint="eastAsia"/>
-        </w:rPr>
-        <w:t>段前</w:t>
+        <w:t>一级标题：宋体，四号，加粗；段前</w:t>
       </w:r>
       <w:r>
         <w:rPr>
@@ -1645,14 +1634,7 @@
         <w:rPr>
           <w:rFonts w:ascii="Times New Roman" w:hAnsi="Times New Roman" w:hint="eastAsia"/>
         </w:rPr>
-        <w:t>行</w:t>
-      </w:r>
-      <w:proofErr w:type="gramEnd"/>
-      <w:r>
-        <w:rPr>
-          <w:rFonts w:ascii="Times New Roman" w:hAnsi="Times New Roman" w:hint="eastAsia"/>
-        </w:rPr>
-        <w:t>，段后</w:t>
+        <w:t>行，段后</w:t>
       </w:r>
       <w:r>
         <w:rPr>
@@ -1782,16 +1764,8 @@
         <w:rPr>
           <w:rFonts w:ascii="Times New Roman" w:hAnsi="Times New Roman" w:hint="eastAsia"/>
         </w:rPr>
-        <w:t>撑满</w:t>
-      </w:r>
-      <w:proofErr w:type="gramStart"/>
-      <w:r>
-        <w:rPr>
-          <w:rFonts w:ascii="Times New Roman" w:hAnsi="Times New Roman" w:hint="eastAsia"/>
-        </w:rPr>
-        <w:t>至页宽</w:t>
-      </w:r>
-      <w:proofErr w:type="gramEnd"/>
+        <w:t>撑满至页宽</w:t>
+      </w:r>
       <w:r>
         <w:rPr>
           <w:rFonts w:ascii="Times New Roman" w:hAnsi="Times New Roman" w:hint="eastAsia"/>
@@ -1845,11 +1819,12 @@
           <w:noProof/>
           <w:szCs w:val="28"/>
         </w:rPr>
+        <w:lastRenderedPageBreak/>
         <w:drawing>
-          <wp:inline distT="0" distB="0" distL="0" distR="0" wp14:anchorId="568E0D52" wp14:editId="22A1E852">
-            <wp:extent cx="441960" cy="548640"/>
-            <wp:effectExtent l="0" t="0" r="0" b="0"/>
-            <wp:docPr id="2" name="图片 2"/>
+          <wp:inline distT="0" distB="0" distL="0" distR="0" wp14:anchorId="23BC4CE4" wp14:editId="0F5C7649">
+            <wp:extent cx="1122846" cy="1080000"/>
+            <wp:effectExtent l="0" t="0" r="0" b="6350"/>
+            <wp:docPr id="3" name="图片 3"/>
             <wp:cNvGraphicFramePr>
               <a:graphicFrameLocks xmlns:a="http://schemas.openxmlformats.org/drawingml/2006/main" noChangeAspect="1"/>
             </wp:cNvGraphicFramePr>
@@ -1857,36 +1832,29 @@
               <a:graphicData uri="http://schemas.openxmlformats.org/drawingml/2006/picture">
                 <pic:pic xmlns:pic="http://schemas.openxmlformats.org/drawingml/2006/picture">
                   <pic:nvPicPr>
-                    <pic:cNvPr id="0" name="Picture 2"/>
-                    <pic:cNvPicPr>
-                      <a:picLocks noChangeAspect="1" noChangeArrowheads="1"/>
-                    </pic:cNvPicPr>
+                    <pic:cNvPr id="3" name="图片 3"/>
+                    <pic:cNvPicPr/>
                   </pic:nvPicPr>
                   <pic:blipFill>
-                    <a:blip r:embed="rId9">
+                    <a:blip r:embed="rId9" cstate="print">
                       <a:extLst>
                         <a:ext uri="{28A0092B-C50C-407E-A947-70E740481C1C}">
                           <a14:useLocalDpi xmlns:a14="http://schemas.microsoft.com/office/drawing/2010/main" val="0"/>
                         </a:ext>
                       </a:extLst>
                     </a:blip>
-                    <a:srcRect/>
                     <a:stretch>
                       <a:fillRect/>
                     </a:stretch>
                   </pic:blipFill>
-                  <pic:spPr bwMode="auto">
+                  <pic:spPr>
                     <a:xfrm>
                       <a:off x="0" y="0"/>
-                      <a:ext cx="441960" cy="548640"/>
+                      <a:ext cx="1122846" cy="1080000"/>
                     </a:xfrm>
                     <a:prstGeom prst="rect">
                       <a:avLst/>
                     </a:prstGeom>
-                    <a:noFill/>
-                    <a:ln>
-                      <a:noFill/>
-                    </a:ln>
                   </pic:spPr>
                 </pic:pic>
               </a:graphicData>
@@ -1935,25 +1903,15 @@
           <w:sz w:val="21"/>
           <w:szCs w:val="21"/>
         </w:rPr>
-        <w:t>厦</w:t>
-      </w:r>
-      <w:proofErr w:type="gramStart"/>
+        <w:t>特院</w:t>
+      </w:r>
       <w:r>
         <w:rPr>
           <w:rFonts w:ascii="Times New Roman" w:hAnsi="Times New Roman" w:hint="eastAsia"/>
           <w:sz w:val="21"/>
           <w:szCs w:val="21"/>
         </w:rPr>
-        <w:t>工欢迎</w:t>
-      </w:r>
-      <w:proofErr w:type="gramEnd"/>
-      <w:r>
-        <w:rPr>
-          <w:rFonts w:ascii="Times New Roman" w:hAnsi="Times New Roman" w:hint="eastAsia"/>
-          <w:sz w:val="21"/>
-          <w:szCs w:val="21"/>
-        </w:rPr>
-        <w:t>您</w:t>
+        <w:t>欢迎您</w:t>
       </w:r>
     </w:p>
     <w:p>
@@ -1972,7 +1930,6 @@
           <w:sz w:val="21"/>
           <w:szCs w:val="21"/>
         </w:rPr>
-        <w:lastRenderedPageBreak/>
         <w:t>表</w:t>
       </w:r>
       <w:r>
@@ -1981,16 +1938,23 @@
           <w:sz w:val="21"/>
           <w:szCs w:val="21"/>
         </w:rPr>
-        <w:t xml:space="preserve">1  </w:t>
-      </w:r>
-      <w:proofErr w:type="spellStart"/>
+        <w:t>1  G</w:t>
+      </w:r>
+      <w:r>
+        <w:rPr>
+          <w:rFonts w:ascii="Times New Roman" w:hAnsi="Times New Roman" w:hint="eastAsia"/>
+          <w:sz w:val="21"/>
+          <w:szCs w:val="21"/>
+        </w:rPr>
+        <w:t>roup_</w:t>
+      </w:r>
       <w:r>
         <w:rPr>
           <w:rFonts w:ascii="Times New Roman" w:hAnsi="Times New Roman"/>
           <w:sz w:val="21"/>
           <w:szCs w:val="21"/>
         </w:rPr>
-        <w:t>G</w:t>
+        <w:t>A</w:t>
       </w:r>
       <w:r>
         <w:rPr>
@@ -1998,25 +1962,8 @@
           <w:sz w:val="21"/>
           <w:szCs w:val="21"/>
         </w:rPr>
-        <w:t>roup_</w:t>
-      </w:r>
-      <w:r>
-        <w:rPr>
-          <w:rFonts w:ascii="Times New Roman" w:hAnsi="Times New Roman"/>
-          <w:sz w:val="21"/>
-          <w:szCs w:val="21"/>
-        </w:rPr>
-        <w:t>A</w:t>
-      </w:r>
-      <w:r>
-        <w:rPr>
-          <w:rFonts w:ascii="Times New Roman" w:hAnsi="Times New Roman" w:hint="eastAsia"/>
-          <w:sz w:val="21"/>
-          <w:szCs w:val="21"/>
-        </w:rPr>
         <w:t>ppended</w:t>
       </w:r>
-      <w:proofErr w:type="spellEnd"/>
       <w:r>
         <w:rPr>
           <w:rFonts w:ascii="Times New Roman" w:hAnsi="Times New Roman" w:hint="eastAsia"/>
